--- a/methodical-development/Detailed_product_rubric.docx
+++ b/methodical-development/Detailed_product_rubric.docx
@@ -1623,14 +1623,18 @@
               <w:spacing w:before="0" w:after="0" w:line="252" w:lineRule="auto"/>
               <w:jc w:val="left"/>
             </w:pPr>
-            <w:r/>
+            <w:r>
+              <w:rPr>
+                <w:sz w:val="21"/>
+              </w:rPr>
+            </w:r>
             <w:r>
               <w:rPr>
                 <w:rFonts w:ascii="Times New Roman" w:hAnsi="Times New Roman" w:eastAsia="Times New Roman" w:cs="Times New Roman"/>
                 <w:b/>
                 <w:i w:val="0"/>
                 <w:color w:val="000000"/>
-                <w:sz w:val="18"/>
+                <w:sz w:val="21"/>
               </w:rPr>
               <w:t>Балл</w:t>
             </w:r>
@@ -1653,14 +1657,18 @@
               <w:spacing w:before="0" w:after="0" w:line="252" w:lineRule="auto"/>
               <w:jc w:val="left"/>
             </w:pPr>
-            <w:r/>
+            <w:r>
+              <w:rPr>
+                <w:sz w:val="21"/>
+              </w:rPr>
+            </w:r>
             <w:r>
               <w:rPr>
                 <w:rFonts w:ascii="Times New Roman" w:hAnsi="Times New Roman" w:eastAsia="Times New Roman" w:cs="Times New Roman"/>
                 <w:b/>
                 <w:i w:val="0"/>
                 <w:color w:val="000000"/>
-                <w:sz w:val="18"/>
+                <w:sz w:val="21"/>
               </w:rPr>
               <w:t>Наблюдаемое описание</w:t>
             </w:r>
@@ -1683,14 +1691,18 @@
               <w:spacing w:before="0" w:after="0" w:line="252" w:lineRule="auto"/>
               <w:jc w:val="left"/>
             </w:pPr>
-            <w:r/>
+            <w:r>
+              <w:rPr>
+                <w:sz w:val="21"/>
+              </w:rPr>
+            </w:r>
             <w:r>
               <w:rPr>
                 <w:rFonts w:ascii="Times New Roman" w:hAnsi="Times New Roman" w:eastAsia="Times New Roman" w:cs="Times New Roman"/>
                 <w:b/>
                 <w:i w:val="0"/>
                 <w:color w:val="000000"/>
-                <w:sz w:val="18"/>
+                <w:sz w:val="21"/>
               </w:rPr>
               <w:t>Доказательство в комплекте</w:t>
             </w:r>
@@ -1714,18 +1726,9 @@
             <w:shd w:fill="F3F8EF"/>
           </w:tcPr>
           <w:p>
-            <w:pPr>
-              <w:spacing w:before="0" w:after="0" w:line="252" w:lineRule="auto"/>
-              <w:jc w:val="left"/>
-            </w:pPr>
-            <w:r/>
-            <w:r>
-              <w:rPr>
-                <w:rFonts w:ascii="Times New Roman" w:hAnsi="Times New Roman" w:eastAsia="Times New Roman" w:cs="Times New Roman"/>
-                <w:b/>
-                <w:i w:val="0"/>
-                <w:color w:val="000000"/>
-                <w:sz w:val="18"/>
+            <w:r>
+              <w:rPr>
+                <w:sz w:val="21"/>
               </w:rPr>
               <w:t>3</w:t>
             </w:r>
@@ -1743,20 +1746,11 @@
             </w:tcMar>
           </w:tcPr>
           <w:p>
-            <w:pPr>
-              <w:spacing w:before="0" w:after="0" w:line="252" w:lineRule="auto"/>
-              <w:jc w:val="left"/>
-            </w:pPr>
-            <w:r/>
-            <w:r>
-              <w:rPr>
-                <w:rFonts w:ascii="Times New Roman" w:hAnsi="Times New Roman" w:eastAsia="Times New Roman" w:cs="Times New Roman"/>
-                <w:b w:val="0"/>
-                <w:i w:val="0"/>
-                <w:color w:val="000000"/>
-                <w:sz w:val="18"/>
-              </w:rPr>
-              <w:t>Зафиксированы не менее трёх попыток с задачей, стратегией, временем, шагами, подсказками и результатом. Каждый общий вывод связан с данными или примером.</w:t>
+            <w:r>
+              <w:rPr>
+                <w:sz w:val="21"/>
+              </w:rPr>
+              <w:t>Свободная входная попытка отделена от двух попыток на структурно парных задачах. Назначенные стратегии и постоянные условия записаны; вывод разделяет наблюдение, гипотезу о причине и проверку.</w:t>
             </w:r>
           </w:p>
         </w:tc>
@@ -1772,18 +1766,9 @@
             </w:tcMar>
           </w:tcPr>
           <w:p>
-            <w:pPr>
-              <w:spacing w:before="0" w:after="0" w:line="252" w:lineRule="auto"/>
-              <w:jc w:val="left"/>
-            </w:pPr>
-            <w:r/>
-            <w:r>
-              <w:rPr>
-                <w:rFonts w:ascii="Times New Roman" w:hAnsi="Times New Roman" w:eastAsia="Times New Roman" w:cs="Times New Roman"/>
-                <w:b w:val="0"/>
-                <w:i w:val="0"/>
-                <w:color w:val="000000"/>
-                <w:sz w:val="18"/>
+            <w:r>
+              <w:rPr>
+                <w:sz w:val="21"/>
               </w:rPr>
               <w:t>Рабочий лист и ссылки из маршрута</w:t>
             </w:r>
@@ -1807,18 +1792,9 @@
             <w:shd w:fill="F3F8EF"/>
           </w:tcPr>
           <w:p>
-            <w:pPr>
-              <w:spacing w:before="0" w:after="0" w:line="252" w:lineRule="auto"/>
-              <w:jc w:val="left"/>
-            </w:pPr>
-            <w:r/>
-            <w:r>
-              <w:rPr>
-                <w:rFonts w:ascii="Times New Roman" w:hAnsi="Times New Roman" w:eastAsia="Times New Roman" w:cs="Times New Roman"/>
-                <w:b/>
-                <w:i w:val="0"/>
-                <w:color w:val="000000"/>
-                <w:sz w:val="18"/>
+            <w:r>
+              <w:rPr>
+                <w:sz w:val="21"/>
               </w:rPr>
               <w:t>2</w:t>
             </w:r>
@@ -1836,20 +1812,11 @@
             </w:tcMar>
           </w:tcPr>
           <w:p>
-            <w:pPr>
-              <w:spacing w:before="0" w:after="0" w:line="252" w:lineRule="auto"/>
-              <w:jc w:val="left"/>
-            </w:pPr>
-            <w:r/>
-            <w:r>
-              <w:rPr>
-                <w:rFonts w:ascii="Times New Roman" w:hAnsi="Times New Roman" w:eastAsia="Times New Roman" w:cs="Times New Roman"/>
-                <w:b w:val="0"/>
-                <w:i w:val="0"/>
-                <w:color w:val="000000"/>
-                <w:sz w:val="18"/>
-              </w:rPr>
-              <w:t>Есть три попытки, но один показатель пропущен или связь одного вывода с данными сформулирована неявно.</w:t>
+            <w:r>
+              <w:rPr>
+                <w:sz w:val="21"/>
+              </w:rPr>
+              <w:t>Три попытки представлены, но один элемент контроля не записан или части вывода разделены неполно.</w:t>
             </w:r>
           </w:p>
         </w:tc>
@@ -1865,20 +1832,11 @@
             </w:tcMar>
           </w:tcPr>
           <w:p>
-            <w:pPr>
-              <w:spacing w:before="0" w:after="0" w:line="252" w:lineRule="auto"/>
-              <w:jc w:val="left"/>
-            </w:pPr>
-            <w:r/>
-            <w:r>
-              <w:rPr>
-                <w:rFonts w:ascii="Times New Roman" w:hAnsi="Times New Roman" w:eastAsia="Times New Roman" w:cs="Times New Roman"/>
-                <w:b w:val="0"/>
-                <w:i w:val="0"/>
-                <w:color w:val="000000"/>
-                <w:sz w:val="18"/>
-              </w:rPr>
-              <w:t>Неполный показатель или один слабый переход к выводу</w:t>
+            <w:r>
+              <w:rPr>
+                <w:sz w:val="21"/>
+              </w:rPr>
+              <w:t>Один пробел в плане сравнения или формулировке вывода</w:t>
             </w:r>
           </w:p>
         </w:tc>
@@ -1900,18 +1858,9 @@
             <w:shd w:fill="F3F8EF"/>
           </w:tcPr>
           <w:p>
-            <w:pPr>
-              <w:spacing w:before="0" w:after="0" w:line="252" w:lineRule="auto"/>
-              <w:jc w:val="left"/>
-            </w:pPr>
-            <w:r/>
-            <w:r>
-              <w:rPr>
-                <w:rFonts w:ascii="Times New Roman" w:hAnsi="Times New Roman" w:eastAsia="Times New Roman" w:cs="Times New Roman"/>
-                <w:b/>
-                <w:i w:val="0"/>
-                <w:color w:val="000000"/>
-                <w:sz w:val="18"/>
+            <w:r>
+              <w:rPr>
+                <w:sz w:val="21"/>
               </w:rPr>
               <w:t>1</w:t>
             </w:r>
@@ -1929,20 +1878,11 @@
             </w:tcMar>
           </w:tcPr>
           <w:p>
-            <w:pPr>
-              <w:spacing w:before="0" w:after="0" w:line="252" w:lineRule="auto"/>
-              <w:jc w:val="left"/>
-            </w:pPr>
-            <w:r/>
-            <w:r>
-              <w:rPr>
-                <w:rFonts w:ascii="Times New Roman" w:hAnsi="Times New Roman" w:eastAsia="Times New Roman" w:cs="Times New Roman"/>
-                <w:b w:val="0"/>
-                <w:i w:val="0"/>
-                <w:color w:val="000000"/>
-                <w:sz w:val="18"/>
-              </w:rPr>
-              <w:t>Попыток меньше трёх, большинство показателей отсутствует или выводы опираются главным образом на впечатление.</w:t>
+            <w:r>
+              <w:rPr>
+                <w:sz w:val="21"/>
+              </w:rPr>
+              <w:t>Данные есть, но задачи или условия несопоставимы, стратегия менялась либо причина названа без отдельного наблюдения.</w:t>
             </w:r>
           </w:p>
         </w:tc>
@@ -1958,20 +1898,11 @@
             </w:tcMar>
           </w:tcPr>
           <w:p>
-            <w:pPr>
-              <w:spacing w:before="0" w:after="0" w:line="252" w:lineRule="auto"/>
-              <w:jc w:val="left"/>
-            </w:pPr>
-            <w:r/>
-            <w:r>
-              <w:rPr>
-                <w:rFonts w:ascii="Times New Roman" w:hAnsi="Times New Roman" w:eastAsia="Times New Roman" w:cs="Times New Roman"/>
-                <w:b w:val="0"/>
-                <w:i w:val="0"/>
-                <w:color w:val="000000"/>
-                <w:sz w:val="18"/>
-              </w:rPr>
-              <w:t>Фрагментарный протокол</w:t>
+            <w:r>
+              <w:rPr>
+                <w:sz w:val="21"/>
+              </w:rPr>
+              <w:t>Сравнение не позволяет связать различие со стратегией</w:t>
             </w:r>
           </w:p>
         </w:tc>
@@ -1993,18 +1924,9 @@
             <w:shd w:fill="F3F8EF"/>
           </w:tcPr>
           <w:p>
-            <w:pPr>
-              <w:spacing w:before="0" w:after="0" w:line="252" w:lineRule="auto"/>
-              <w:jc w:val="left"/>
-            </w:pPr>
-            <w:r/>
-            <w:r>
-              <w:rPr>
-                <w:rFonts w:ascii="Times New Roman" w:hAnsi="Times New Roman" w:eastAsia="Times New Roman" w:cs="Times New Roman"/>
-                <w:b/>
-                <w:i w:val="0"/>
-                <w:color w:val="000000"/>
-                <w:sz w:val="18"/>
+            <w:r>
+              <w:rPr>
+                <w:sz w:val="21"/>
               </w:rPr>
               <w:t>0</w:t>
             </w:r>
@@ -2022,20 +1944,11 @@
             </w:tcMar>
           </w:tcPr>
           <w:p>
-            <w:pPr>
-              <w:spacing w:before="0" w:after="0" w:line="252" w:lineRule="auto"/>
-              <w:jc w:val="left"/>
-            </w:pPr>
-            <w:r/>
-            <w:r>
-              <w:rPr>
-                <w:rFonts w:ascii="Times New Roman" w:hAnsi="Times New Roman" w:eastAsia="Times New Roman" w:cs="Times New Roman"/>
-                <w:b w:val="0"/>
-                <w:i w:val="0"/>
-                <w:color w:val="000000"/>
-                <w:sz w:val="18"/>
-              </w:rPr>
-              <w:t>Данные попыток не представлены, а общие выводы невозможно проверить.</w:t>
+            <w:r>
+              <w:rPr>
+                <w:sz w:val="21"/>
+              </w:rPr>
+              <w:t>Данные попыток не представлены или выводы невозможно проверить.</w:t>
             </w:r>
           </w:p>
         </w:tc>
@@ -2051,18 +1964,9 @@
             </w:tcMar>
           </w:tcPr>
           <w:p>
-            <w:pPr>
-              <w:spacing w:before="0" w:after="0" w:line="252" w:lineRule="auto"/>
-              <w:jc w:val="left"/>
-            </w:pPr>
-            <w:r/>
-            <w:r>
-              <w:rPr>
-                <w:rFonts w:ascii="Times New Roman" w:hAnsi="Times New Roman" w:eastAsia="Times New Roman" w:cs="Times New Roman"/>
-                <w:b w:val="0"/>
-                <w:i w:val="0"/>
-                <w:color w:val="000000"/>
-                <w:sz w:val="18"/>
+            <w:r>
+              <w:rPr>
+                <w:sz w:val="21"/>
               </w:rPr>
               <w:t>Нет протокола или проверяемых примеров</w:t>
             </w:r>
@@ -3867,20 +3771,8 @@
             <w:shd w:fill="F3F8EF"/>
           </w:tcPr>
           <w:p>
-            <w:pPr>
-              <w:spacing w:before="0" w:after="0" w:line="252" w:lineRule="auto"/>
-              <w:jc w:val="left"/>
-            </w:pPr>
-            <w:r/>
-            <w:r>
-              <w:rPr>
-                <w:rFonts w:ascii="Times New Roman" w:hAnsi="Times New Roman" w:eastAsia="Times New Roman" w:cs="Times New Roman"/>
-                <w:b/>
-                <w:i w:val="0"/>
-                <w:color w:val="000000"/>
-                <w:sz w:val="18"/>
-              </w:rPr>
-              <w:t>Нет данных минимум трёх попыток</w:t>
+            <w:r>
+              <w:t>Нет контролируемой пары или не записаны условия сравнения</w:t>
             </w:r>
           </w:p>
         </w:tc>
@@ -3896,19 +3788,7 @@
             </w:tcMar>
           </w:tcPr>
           <w:p>
-            <w:pPr>
-              <w:spacing w:before="0" w:after="0" w:line="252" w:lineRule="auto"/>
-              <w:jc w:val="left"/>
-            </w:pPr>
-            <w:r/>
-            <w:r>
-              <w:rPr>
-                <w:rFonts w:ascii="Times New Roman" w:hAnsi="Times New Roman" w:eastAsia="Times New Roman" w:cs="Times New Roman"/>
-                <w:b w:val="0"/>
-                <w:i w:val="0"/>
-                <w:color w:val="000000"/>
-                <w:sz w:val="18"/>
-              </w:rPr>
+            <w:r>
               <w:t>По критерию 2 можно поставить не более 1 балла</w:t>
             </w:r>
           </w:p>
@@ -4625,6 +4505,39 @@
     </w:p>
     <w:p>
       <w:pPr>
+        <w:pStyle w:val="a3"/>
+        <w:spacing w:before="0" w:after="140"/>
+        <w:jc w:val="center"/>
+      </w:pPr>
+      <w:r>
+        <w:rPr>
+          <w:rFonts w:ascii="Times New Roman" w:hAnsi="Times New Roman" w:eastAsia="Times New Roman" w:cs="Times New Roman"/>
+          <w:b/>
+          <w:i w:val="0"/>
+          <w:color w:val="000000"/>
+          <w:sz w:val="44"/>
+        </w:rPr>
+        <w:t>Лист экспертизы продукта</w:t>
+      </w:r>
+    </w:p>
+    <w:p>
+      <w:pPr>
+        <w:spacing w:after="320"/>
+        <w:jc w:val="center"/>
+      </w:pPr>
+      <w:r>
+        <w:rPr>
+          <w:rFonts w:ascii="Times New Roman" w:hAnsi="Times New Roman" w:eastAsia="Times New Roman" w:cs="Times New Roman"/>
+          <w:b w:val="0"/>
+          <w:i/>
+          <w:color w:val="000000"/>
+          <w:sz w:val="24"/>
+        </w:rPr>
+        <w:t>Заполняется экспертом или учителем</w:t>
+      </w:r>
+    </w:p>
+    <w:p>
+      <w:pPr>
         <w:spacing w:after="120" w:line="252" w:lineRule="auto"/>
         <w:jc w:val="both"/>
       </w:pPr>
@@ -4647,44 +4560,6 @@
           <w:sz w:val="21"/>
         </w:rPr>
         <w:t>Эта шкала описывает готовность проектного продукта. Перевод в школьную отметку выполняется только по правилам образовательной организации.</w:t>
-      </w:r>
-    </w:p>
-    <w:p>
-      <w:r>
-        <w:br w:type="page"/>
-      </w:r>
-    </w:p>
-    <w:p>
-      <w:pPr>
-        <w:pStyle w:val="a3"/>
-        <w:spacing w:before="0" w:after="140"/>
-        <w:jc w:val="center"/>
-      </w:pPr>
-      <w:r>
-        <w:rPr>
-          <w:rFonts w:ascii="Times New Roman" w:hAnsi="Times New Roman" w:eastAsia="Times New Roman" w:cs="Times New Roman"/>
-          <w:b/>
-          <w:i w:val="0"/>
-          <w:color w:val="000000"/>
-          <w:sz w:val="44"/>
-        </w:rPr>
-        <w:t>Лист экспертизы продукта</w:t>
-      </w:r>
-    </w:p>
-    <w:p>
-      <w:pPr>
-        <w:spacing w:after="320"/>
-        <w:jc w:val="center"/>
-      </w:pPr>
-      <w:r>
-        <w:rPr>
-          <w:rFonts w:ascii="Times New Roman" w:hAnsi="Times New Roman" w:eastAsia="Times New Roman" w:cs="Times New Roman"/>
-          <w:b w:val="0"/>
-          <w:i/>
-          <w:color w:val="000000"/>
-          <w:sz w:val="24"/>
-        </w:rPr>
-        <w:t>Заполняется экспертом или учителем</w:t>
       </w:r>
     </w:p>
     <w:tbl>
